--- a/Files/06 - Yom Tov/06 - 9 Av/5784/9 Av 5784.docx
+++ b/Files/06 - Yom Tov/06 - 9 Av/5784/9 Av 5784.docx
@@ -1112,39 +1112,39 @@
           <w:rFonts w:ascii="Times New Roman" w:hAnsi="Times New Roman" w:cs="Times New Roman" w:hint="cs"/>
           <w:rtl/>
         </w:rPr>
+        <w:t xml:space="preserve">מוסף </w:t>
+      </w:r>
+      <w:r>
+        <w:rPr>
+          <w:rFonts w:ascii="Times New Roman" w:hAnsi="Times New Roman" w:cs="Times New Roman"/>
+        </w:rPr>
+        <w:t xml:space="preserve">and not bring a </w:t>
+      </w:r>
+      <w:r>
+        <w:rPr>
+          <w:rFonts w:ascii="Times New Roman" w:hAnsi="Times New Roman" w:cs="Times New Roman" w:hint="cs"/>
+          <w:rtl/>
+        </w:rPr>
+        <w:t>קרבן</w:t>
+      </w:r>
+      <w:r>
+        <w:rPr>
+          <w:rFonts w:ascii="Times New Roman" w:hAnsi="Times New Roman" w:cs="Times New Roman"/>
+          <w:rtl/>
+        </w:rPr>
+        <w:t xml:space="preserve"> </w:t>
+      </w:r>
+      <w:r>
+        <w:rPr>
+          <w:rFonts w:ascii="Times New Roman" w:hAnsi="Times New Roman" w:cs="Times New Roman" w:hint="cs"/>
+          <w:rtl/>
+        </w:rPr>
         <w:t>מוסף</w:t>
       </w:r>
       <w:r>
         <w:rPr>
           <w:rFonts w:ascii="Times New Roman" w:hAnsi="Times New Roman" w:cs="Times New Roman"/>
         </w:rPr>
-        <w:t xml:space="preserve">and not bring a </w:t>
-      </w:r>
-      <w:r>
-        <w:rPr>
-          <w:rFonts w:ascii="Times New Roman" w:hAnsi="Times New Roman" w:cs="Times New Roman" w:hint="cs"/>
-          <w:rtl/>
-        </w:rPr>
-        <w:t>קרבן</w:t>
-      </w:r>
-      <w:r>
-        <w:rPr>
-          <w:rFonts w:ascii="Times New Roman" w:hAnsi="Times New Roman" w:cs="Times New Roman"/>
-          <w:rtl/>
-        </w:rPr>
-        <w:t xml:space="preserve"> </w:t>
-      </w:r>
-      <w:r>
-        <w:rPr>
-          <w:rFonts w:ascii="Times New Roman" w:hAnsi="Times New Roman" w:cs="Times New Roman" w:hint="cs"/>
-          <w:rtl/>
-        </w:rPr>
-        <w:t>מוסף</w:t>
-      </w:r>
-      <w:r>
-        <w:rPr>
-          <w:rFonts w:ascii="Times New Roman" w:hAnsi="Times New Roman" w:cs="Times New Roman"/>
-        </w:rPr>
         <w:t xml:space="preserve">? Because of what happened in that </w:t>
       </w:r>
       <w:r>
@@ -1171,7 +1171,7 @@
         <w:rPr>
           <w:rFonts w:ascii="Times New Roman" w:hAnsi="Times New Roman" w:cs="Times New Roman"/>
         </w:rPr>
-        <w:t xml:space="preserve"> of</w:t>
+        <w:t xml:space="preserve"> of </w:t>
       </w:r>
       <w:r>
         <w:rPr>

--- a/Files/06 - Yom Tov/06 - 9 Av/5784/9 Av 5784.docx
+++ b/Files/06 - Yom Tov/06 - 9 Av/5784/9 Av 5784.docx
@@ -371,7 +371,7 @@
           <w:rFonts w:ascii="Times New Roman" w:hAnsi="Times New Roman" w:cs="Times New Roman"/>
           <w:rtl/>
         </w:rPr>
-        <w:t>"</w:t>
+        <w:t>״</w:t>
       </w:r>
       <w:r>
         <w:rPr>

--- a/Files/06 - Yom Tov/06 - 9 Av/5784/9 Av 5784.docx
+++ b/Files/06 - Yom Tov/06 - 9 Av/5784/9 Av 5784.docx
@@ -371,7 +371,7 @@
           <w:rFonts w:ascii="Times New Roman" w:hAnsi="Times New Roman" w:cs="Times New Roman"/>
           <w:rtl/>
         </w:rPr>
-        <w:t>״</w:t>
+        <w:t>"</w:t>
       </w:r>
       <w:r>
         <w:rPr>
@@ -629,6 +629,12 @@
           <w:rtl/>
         </w:rPr>
         <w:t>הפטורה</w:t>
+      </w:r>
+      <w:r>
+        <w:rPr>
+          <w:rFonts w:ascii="Times New Roman" w:hAnsi="Times New Roman" w:cs="Times New Roman"/>
+        </w:rPr>
+        <w:t>.</w:t>
       </w:r>
     </w:p>
     <w:p>
@@ -1112,7 +1118,7 @@
           <w:rFonts w:ascii="Times New Roman" w:hAnsi="Times New Roman" w:cs="Times New Roman" w:hint="cs"/>
           <w:rtl/>
         </w:rPr>
-        <w:t xml:space="preserve">מוסף </w:t>
+        <w:t>מוסף</w:t>
       </w:r>
       <w:r>
         <w:rPr>
@@ -1171,7 +1177,7 @@
         <w:rPr>
           <w:rFonts w:ascii="Times New Roman" w:hAnsi="Times New Roman" w:cs="Times New Roman"/>
         </w:rPr>
-        <w:t xml:space="preserve"> of </w:t>
+        <w:t xml:space="preserve"> of</w:t>
       </w:r>
       <w:r>
         <w:rPr>

--- a/Files/06 - Yom Tov/06 - 9 Av/5784/9 Av 5784.docx
+++ b/Files/06 - Yom Tov/06 - 9 Av/5784/9 Av 5784.docx
@@ -371,7 +371,7 @@
           <w:rFonts w:ascii="Times New Roman" w:hAnsi="Times New Roman" w:cs="Times New Roman"/>
           <w:rtl/>
         </w:rPr>
-        <w:t>"</w:t>
+        <w:t>״</w:t>
       </w:r>
       <w:r>
         <w:rPr>
@@ -1118,39 +1118,39 @@
           <w:rFonts w:ascii="Times New Roman" w:hAnsi="Times New Roman" w:cs="Times New Roman" w:hint="cs"/>
           <w:rtl/>
         </w:rPr>
+        <w:t xml:space="preserve">מוסף </w:t>
+      </w:r>
+      <w:r>
+        <w:rPr>
+          <w:rFonts w:ascii="Times New Roman" w:hAnsi="Times New Roman" w:cs="Times New Roman"/>
+        </w:rPr>
+        <w:t xml:space="preserve">and not bring a </w:t>
+      </w:r>
+      <w:r>
+        <w:rPr>
+          <w:rFonts w:ascii="Times New Roman" w:hAnsi="Times New Roman" w:cs="Times New Roman" w:hint="cs"/>
+          <w:rtl/>
+        </w:rPr>
+        <w:t>קרבן</w:t>
+      </w:r>
+      <w:r>
+        <w:rPr>
+          <w:rFonts w:ascii="Times New Roman" w:hAnsi="Times New Roman" w:cs="Times New Roman"/>
+          <w:rtl/>
+        </w:rPr>
+        <w:t xml:space="preserve"> </w:t>
+      </w:r>
+      <w:r>
+        <w:rPr>
+          <w:rFonts w:ascii="Times New Roman" w:hAnsi="Times New Roman" w:cs="Times New Roman" w:hint="cs"/>
+          <w:rtl/>
+        </w:rPr>
         <w:t>מוסף</w:t>
       </w:r>
       <w:r>
         <w:rPr>
           <w:rFonts w:ascii="Times New Roman" w:hAnsi="Times New Roman" w:cs="Times New Roman"/>
         </w:rPr>
-        <w:t xml:space="preserve">and not bring a </w:t>
-      </w:r>
-      <w:r>
-        <w:rPr>
-          <w:rFonts w:ascii="Times New Roman" w:hAnsi="Times New Roman" w:cs="Times New Roman" w:hint="cs"/>
-          <w:rtl/>
-        </w:rPr>
-        <w:t>קרבן</w:t>
-      </w:r>
-      <w:r>
-        <w:rPr>
-          <w:rFonts w:ascii="Times New Roman" w:hAnsi="Times New Roman" w:cs="Times New Roman"/>
-          <w:rtl/>
-        </w:rPr>
-        <w:t xml:space="preserve"> </w:t>
-      </w:r>
-      <w:r>
-        <w:rPr>
-          <w:rFonts w:ascii="Times New Roman" w:hAnsi="Times New Roman" w:cs="Times New Roman" w:hint="cs"/>
-          <w:rtl/>
-        </w:rPr>
-        <w:t>מוסף</w:t>
-      </w:r>
-      <w:r>
-        <w:rPr>
-          <w:rFonts w:ascii="Times New Roman" w:hAnsi="Times New Roman" w:cs="Times New Roman"/>
-        </w:rPr>
         <w:t xml:space="preserve">? Because of what happened in that </w:t>
       </w:r>
       <w:r>
@@ -1177,7 +1177,7 @@
         <w:rPr>
           <w:rFonts w:ascii="Times New Roman" w:hAnsi="Times New Roman" w:cs="Times New Roman"/>
         </w:rPr>
-        <w:t xml:space="preserve"> of</w:t>
+        <w:t xml:space="preserve"> of </w:t>
       </w:r>
       <w:r>
         <w:rPr>
